--- a/docs/companion/Chapter7/Word/How_the_Brain_Learns_Chapter_7_Student_Notes_and_Labs.docx
+++ b/docs/companion/Chapter7/Word/How_the_Brain_Learns_Chapter_7_Student_Notes_and_Labs.docx
@@ -527,6 +527,18 @@
         <w:pStyle w:val="Compact"/>
       </w:pPr>
       <w:r>
+        <w:t xml:space="preserve">Human tests that remove or impose bodily signals give smaller, less consistent effects: spinal cord injury reduces felt emotion little in a well-controlled study (Chwalisz 1988); the forced-smile effect failed a 17-laboratory replication (Wagenmakers 2016), though a meta-analysis finds a small facial feedback effect (Coles 2019).</w:t>
+      </w:r>
+    </w:p>
+    <w:p>
+      <w:pPr>
+        <w:numPr>
+          <w:ilvl w:val="0"/>
+          <w:numId w:val="1004"/>
+        </w:numPr>
+        <w:pStyle w:val="Compact"/>
+      </w:pPr>
+      <w:r>
         <w:t xml:space="preserve">Arousal is interpreted. Schachter and Singer (1962): uninformed volunteers given adrenaline took on a confederate’s mood (later replications weaker). Dutton and Aron (1974): half the men who took the interviewer’s number on the swaying Capilano bridge called her, against about one in eight on a solid bridge.</w:t>
       </w:r>
     </w:p>
@@ -745,7 +757,19 @@
         <w:pStyle w:val="Compact"/>
       </w:pPr>
       <w:r>
-        <w:t xml:space="preserve">S.M. (Urbach-Wiethe disease, both amygdalae destroyed): almost no fear of snakes, spiders, a haunted house, or horror films (Feinstein 2011). But inhaling 35 percent carbon dioxide gave her and two other amygdala-damaged patients panic attacks, against three of twelve healthy volunteers (Feinstein 2013). Fear of outside threats needs the amygdala; fear from inside the body, detected by chemical sensors elsewhere (presumably the brainstem), does not.</w:t>
+        <w:t xml:space="preserve">S.M. (Urbach-Wiethe disease, both amygdalae destroyed): almost no fear of snakes, spiders, a haunted house, or horror films (Feinstein 2011). But inhaling 35 percent carbon dioxide gave her and two other amygdala-damaged patients panic attacks, against three of twelve healthy volunteers (Feinstein 2013). Fear of threats from outside the body needs the amygdala; fear from inside the body, detected by chemical sensors outside the amygdala (probably in the brainstem), does not.</w:t>
+      </w:r>
+    </w:p>
+    <w:p>
+      <w:pPr>
+        <w:numPr>
+          <w:ilvl w:val="0"/>
+          <w:numId w:val="1008"/>
+        </w:numPr>
+        <w:pStyle w:val="Compact"/>
+      </w:pPr>
+      <w:r>
+        <w:t xml:space="preserve">Brief, cued fear depends on the central nucleus; sustained anxiety about uncertain or distant threats depends more on the bed nucleus of the stria terminalis (Davis 2010).</w:t>
       </w:r>
     </w:p>
     <w:bookmarkEnd w:id="27"/>
@@ -803,7 +827,7 @@
         <w:pStyle w:val="Compact"/>
       </w:pPr>
       <w:r>
-        <w:t xml:space="preserve">In adults the prefrontal cortex mostly inhibits the amygdala’s output rather than erasing its memory (Chapter 5: fear is easily learned and rarely unlearned, only suppressed).</w:t>
+        <w:t xml:space="preserve">The prefrontal cortex mostly inhibits the amygdala’s output rather than erasing its memory (Chapter 5: fear is easily learned and rarely unlearned, only suppressed).</w:t>
       </w:r>
     </w:p>
     <w:p>
@@ -873,7 +897,19 @@
         <w:pStyle w:val="Compact"/>
       </w:pPr>
       <w:r>
-        <w:t xml:space="preserve">Inverted U (Figure 7.6). Yerkes and Dodson (1908): moderate shock best for a hard discrimination in mice (they varied shock and difficulty, not arousal; the arousal reading came decades later). Arnsten (2009): moderate norepinephrine and dopamine strengthen prefrontal working memory; high levels under stress weaken it and strengthen amygdala and habit circuits.</w:t>
+        <w:t xml:space="preserve">The settings are shaped by experience, starting early: rat pups licked and groomed more in their first days grow up with more hippocampal receptors for cortisol, stronger feedback, and smaller stress responses (Liu 1997). The response in the moment depends on company: holding a partner’s hand reduced threat-related brain activity (Coan 2006).</w:t>
+      </w:r>
+    </w:p>
+    <w:p>
+      <w:pPr>
+        <w:numPr>
+          <w:ilvl w:val="0"/>
+          <w:numId w:val="1010"/>
+        </w:numPr>
+        <w:pStyle w:val="Compact"/>
+      </w:pPr>
+      <w:r>
+        <w:t xml:space="preserve">Inverted U (Figure 7.6). Yerkes and Dodson (1908): moderate shock best for a hard discrimination in mice (they varied shock and difficulty, not arousal; the arousal reading came decades later). Arnsten (2009): moderate norepinephrine and dopamine strengthen prefrontal working memory; high levels under stress weaken it and strengthen amygdala and habit circuits. Cortisol has its own inverted U through two receptors, one occupied at rest and one engaged under stress; memory is best when the first is filled and the second moderately engaged (de Kloet 2005).</w:t>
       </w:r>
     </w:p>
     <w:p>
@@ -919,7 +955,7 @@
         <w:pStyle w:val="Compact"/>
       </w:pPr>
       <w:r>
-        <w:t xml:space="preserve">McGaugh: adrenaline does not enter the brain; its effect is relayed by the vagus to the nucleus of the solitary tract (an interoceptive pathway), which releases norepinephrine in the basolateral amygdala, which modulates consolidation in hippocampus, striatum, and cortex.</w:t>
+        <w:t xml:space="preserve">McGaugh: adrenaline does not readily enter the brain; its effect is relayed, at least in part, by the vagus to the nucleus of the solitary tract (an interoceptive pathway), which releases norepinephrine in the basolateral amygdala, which modulates consolidation in hippocampus, striatum, and cortex.</w:t>
       </w:r>
     </w:p>
     <w:p>
@@ -1037,7 +1073,7 @@
         <w:pStyle w:val="Compact"/>
       </w:pPr>
       <w:r>
-        <w:t xml:space="preserve">Elliot (A. Damasio 1994): normal intelligence and reasoning, disastrous decisions, little feeling.</w:t>
+        <w:t xml:space="preserve">Elliot (A. Damasio 1994), a cleaner case than Gage: normal intelligence and reasoning, disastrous decisions, little feeling.</w:t>
       </w:r>
     </w:p>
     <w:p>

--- a/docs/companion/Chapter7/Word/How_the_Brain_Learns_Chapter_7_Student_Notes_and_Labs.docx
+++ b/docs/companion/Chapter7/Word/How_the_Brain_Learns_Chapter_7_Student_Notes_and_Labs.docx
@@ -485,7 +485,7 @@
         <w:pStyle w:val="Compact"/>
       </w:pPr>
       <w:r>
-        <w:t xml:space="preserve">Cannon (1927), five objections: cutting viscera from brain does not abolish emotional behavior; the same visceral changes occur in different emotions and in fever and exercise; viscera are poorly innervated; visceral changes are slow; adrenaline injections produce</w:t>
+        <w:t xml:space="preserve">Cannon (1927), five objections: cutting viscera from brain does not abolish emotional behavior; the same visceral changes occur in different emotions and in fever and exercise; viscera are poorly innervated; visceral changes are slow; epinephrine injections produce</w:t>
       </w:r>
       <w:r>
         <w:t xml:space="preserve"> </w:t>
@@ -503,7 +503,7 @@
         <w:t xml:space="preserve"> </w:t>
       </w:r>
       <w:r>
-        <w:t xml:space="preserve">fear. (Adrenaline, which American physiologists call epinephrine, is a close relative of Chapter 3’s norepinephrine.)</w:t>
+        <w:t xml:space="preserve">fear. (Epinephrine, also called adrenaline, is a close relative of Chapter 3’s norepinephrine.)</w:t>
       </w:r>
     </w:p>
     <w:p>
@@ -539,7 +539,7 @@
         <w:pStyle w:val="Compact"/>
       </w:pPr>
       <w:r>
-        <w:t xml:space="preserve">Arousal is interpreted. Schachter and Singer (1962): uninformed volunteers given adrenaline took on a confederate’s mood (later replications weaker). Dutton and Aron (1974): half the men who took the interviewer’s number on the swaying Capilano bridge called her, against about one in eight on a solid bridge.</w:t>
+        <w:t xml:space="preserve">Arousal is interpreted. Schachter and Singer (1962): uninformed volunteers given epinephrine took on a confederate’s mood (later replications weaker). Dutton and Aron (1974): half the men who took the interviewer’s number on the swaying Capilano bridge called her, against about one in eight on a solid bridge.</w:t>
       </w:r>
     </w:p>
     <w:p>
@@ -599,7 +599,7 @@
         <w:pStyle w:val="Compact"/>
       </w:pPr>
       <w:r>
-        <w:t xml:space="preserve">Shared ground: all three can accept Russell’s circumplex (1980), with valence and arousal as axes (core affect), as a description (Figure 7.3); and all agree that emotional states carry an estimate of how things stand for the body that sets priorities.</w:t>
+        <w:t xml:space="preserve">Shared ground: all three can accept Russell’s circumplex (1980), with valence and arousal as axes (core affect), as a description (Figure 7.3); and all can accept the chapter’s thesis that emotional states carry an estimate of how things stand for the body that sets priorities.</w:t>
       </w:r>
     </w:p>
     <w:bookmarkEnd w:id="25"/>
@@ -657,7 +657,7 @@
         <w:pStyle w:val="Compact"/>
       </w:pPr>
       <w:r>
-        <w:t xml:space="preserve">The reward prediction error that a large population of dopamine neurons signals (Chapter 3) is computed against outcomes whose value depends on the state of the body: juice is a large reward to a thirsty monkey and a small one to a sated monkey.</w:t>
+        <w:t xml:space="preserve">The reward prediction error of Chapter 3 is computed against outcomes whose value depends on the state of the body: juice is a large reward to a thirsty monkey and a small one to a sated monkey.</w:t>
       </w:r>
     </w:p>
     <w:p>
@@ -669,7 +669,7 @@
         <w:pStyle w:val="Compact"/>
       </w:pPr>
       <w:r>
-        <w:t xml:space="preserve">Berridge and Robinson (1998) proposed, from dopamine-depleted rats that still showed liking reactions, separating wanting (dopamine-dependent motivational pull) differs from liking (hedonic impact, which survives dopamine loss and depends on opioid and other systems).</w:t>
+        <w:t xml:space="preserve">Berridge and Robinson (1998) proposed, from dopamine-depleted rats that still showed liking reactions, separating wanting (dopamine-dependent motivational pull) from liking (hedonic impact, which survives dopamine loss and depends on opioid and other systems).</w:t>
       </w:r>
     </w:p>
     <w:bookmarkEnd w:id="26"/>
@@ -861,7 +861,7 @@
         <w:pStyle w:val="Compact"/>
       </w:pPr>
       <w:r>
-        <w:t xml:space="preserve">Two arms (Figure 7.5). Fast: sympathetic nerves and adrenaline from the adrenal medulla, in seconds. Slow: the hypothalamic-pituitary-adrenal (HPA) axis, CRH to ACTH to cortisol, peaking tens of minutes later; cortisol feeds back on hypothalamus, pituitary, and hippocampus to shut itself down.</w:t>
+        <w:t xml:space="preserve">Two arms (Figure 7.5). Fast: sympathetic nerves and epinephrine from the adrenal medulla, in seconds. Slow: the hypothalamic-pituitary-adrenal (HPA) axis, CRH to ACTH to cortisol, peaking tens of minutes later; cortisol feeds back on hypothalamus, pituitary, and hippocampus to shut itself down.</w:t>
       </w:r>
     </w:p>
     <w:p>
@@ -943,7 +943,7 @@
         <w:pStyle w:val="Compact"/>
       </w:pPr>
       <w:r>
-        <w:t xml:space="preserve">Gold and van Buskirk (1975): adrenaline given after training improves memory, at moderate doses only. It changes what is kept, not what was experienced.</w:t>
+        <w:t xml:space="preserve">Gold and van Buskirk (1975): epinephrine given after training improves memory, at moderate doses only. It changes what is kept, not what was experienced.</w:t>
       </w:r>
     </w:p>
     <w:p>
@@ -955,7 +955,7 @@
         <w:pStyle w:val="Compact"/>
       </w:pPr>
       <w:r>
-        <w:t xml:space="preserve">McGaugh: adrenaline does not readily enter the brain; its effect is relayed, at least in part, by the vagus to the nucleus of the solitary tract (an interoceptive pathway), which releases norepinephrine in the basolateral amygdala, which modulates consolidation in hippocampus, striatum, and cortex.</w:t>
+        <w:t xml:space="preserve">McGaugh: epinephrine does not readily enter the brain; its effect is relayed, at least in part, by the vagus to the nucleus of the solitary tract (an interoceptive pathway), which releases norepinephrine in the basolateral amygdala, which modulates consolidation in hippocampus, striatum, and cortex.</w:t>
       </w:r>
     </w:p>
     <w:p>
@@ -1215,7 +1215,7 @@
         <w:pStyle w:val="Compact"/>
       </w:pPr>
       <w:r>
-        <w:t xml:space="preserve">Emotions are global modes. Simon (1967): an interrupt mechanism for a serial goal-pursuer. Doya (2002): neuromodulators set metaparameters (dopamine: prediction error; serotonin: time horizon; norepinephrine: explore versus exploit; acetylcholine: learning rate). Artificial agents mostly fix such parameters by hand.</w:t>
+        <w:t xml:space="preserve">Emotions are global modes. Simon (1967): an interrupt mechanism for a serial goal-pursuer. Doya (2002): neuromodulators set metaparameters (dopamine: prediction error; serotonin: time horizon; norepinephrine: explore versus exploit; acetylcholine: learning rate). Later work (Chapter 12) suggests a division: norepinephrine raises the learning rate when the world has changed; acetylcholine weights incoming evidence when the world is noisy but stable. Artificial agents mostly fix such parameters by hand.</w:t>
       </w:r>
     </w:p>
     <w:p>
@@ -2322,7 +2322,7 @@
         <w:pStyle w:val="Compact"/>
       </w:pPr>
       <w:r>
-        <w:t xml:space="preserve">Gold and van Buskirk found that adrenaline after training helped at moderate doses and not at high ones. Modify the rule so that kept follows an inverted U in arousal. Write your rule and compute it at arousal 0.1, 0.5, and 0.9.</w:t>
+        <w:t xml:space="preserve">Gold and van Buskirk found that epinephrine after training helped at moderate doses and not at high ones. Modify the rule so that kept follows an inverted U in arousal. Write your rule and compute it at arousal 0.1, 0.5, and 0.9.</w:t>
       </w:r>
     </w:p>
     <w:p>
@@ -2602,7 +2602,7 @@
         <w:pStyle w:val="Compact"/>
       </w:pPr>
       <w:r>
-        <w:t xml:space="preserve">Draw the downward arms: sympathetic nerves and adrenaline, and the HPA axis with cortisol feedback (Figure 7.5).</w:t>
+        <w:t xml:space="preserve">Draw the downward arms: sympathetic nerves and epinephrine, and the HPA axis with cortisol feedback (Figure 7.5).</w:t>
       </w:r>
     </w:p>
     <w:p>
